--- a/landing-page/program-detail/university-of-the-west-of-scotland/mba/01-mba-in-international-business.docx
+++ b/landing-page/program-detail/university-of-the-west-of-scotland/mba/01-mba-in-international-business.docx
@@ -54,7 +54,7 @@
         <w:pStyle w:val="Heading2"/>
       </w:pPr>
       <w:r>
-        <w:t>Programme at a Glance</w:t>
+        <w:t>Program at a Glance</w:t>
       </w:r>
     </w:p>
     <w:tbl>
@@ -253,7 +253,7 @@
         <w:pStyle w:val="Heading2"/>
       </w:pPr>
       <w:r>
-        <w:t>Programme Overview</w:t>
+        <w:t>Program Overview</w:t>
       </w:r>
     </w:p>
     <w:p>
@@ -263,7 +263,7 @@
     </w:p>
     <w:p>
       <w:r>
-        <w:t>What distinguishes it in the regional market is the combination of a UK public university award, a genuinely international orientation, and a twelve-month timeline that working professionals can actually complete without surrendering their careers for a year. It suits the export manager eyeing new markets, the regional operations lead handling three currencies, and the founder whose next customer is in a different legal system. If you want a deep functional specialisation instead, a different programme will serve you better, and we will point you there honestly.</w:t>
+        <w:t>What distinguishes it in the regional market is the combination of a UK public university award, a genuinely international orientation, and a 12-month timeline that working professionals can actually complete without surrendering their careers for a year. It suits the export manager eyeing new markets, the regional operations lead handling three currencies, and the founder whose next customer is in a different legal system. If you want a deep functional specialization instead, a different program will serve you better, and we will point you there honestly.</w:t>
       </w:r>
     </w:p>
     <w:p>
@@ -271,15 +271,12 @@
         <w:pStyle w:val="Heading2"/>
       </w:pPr>
       <w:r>
-        <w:t>Why Choose This Programme</w:t>
+        <w:t>Why This Program</w:t>
       </w:r>
     </w:p>
     <w:p>
       <w:r>
-        <w:rPr>
-          <w:b/>
-        </w:rPr>
-        <w:t>A UK MBA in twelve months</w:t>
+        <w:t>**A UK MBA in 12 months**</w:t>
       </w:r>
     </w:p>
     <w:p>
@@ -289,10 +286,7 @@
     </w:p>
     <w:p>
       <w:r>
-        <w:rPr>
-          <w:b/>
-        </w:rPr>
-        <w:t>International by design</w:t>
+        <w:t>**International by design**</w:t>
       </w:r>
     </w:p>
     <w:p>
@@ -302,10 +296,7 @@
     </w:p>
     <w:p>
       <w:r>
-        <w:rPr>
-          <w:b/>
-        </w:rPr>
-        <w:t>University-owned platform, not a reseller</w:t>
+        <w:t>**University-owned platform, not a reseller**</w:t>
       </w:r>
     </w:p>
     <w:p>
@@ -315,23 +306,17 @@
     </w:p>
     <w:p>
       <w:r>
-        <w:rPr>
-          <w:b/>
-        </w:rPr>
-        <w:t>Finish with a project that means something</w:t>
+        <w:t>**Finish with a project that means something**</w:t>
       </w:r>
     </w:p>
     <w:p>
       <w:r>
-        <w:t>Choose a strategic business project, often built on your own organisation, or a dissertation if research suits your next move.</w:t>
+        <w:t>Choose a strategic business project, often built on your own organization, or a dissertation if research suits your next move.</w:t>
       </w:r>
     </w:p>
     <w:p>
       <w:r>
-        <w:rPr>
-          <w:b/>
-        </w:rPr>
-        <w:t>Options that match real job problems</w:t>
+        <w:t>**Options that match real job problems**</w:t>
       </w:r>
     </w:p>
     <w:p>
@@ -341,10 +326,7 @@
     </w:p>
     <w:p>
       <w:r>
-        <w:rPr>
-          <w:b/>
-        </w:rPr>
-        <w:t>Award that reads well in the GCC</w:t>
+        <w:t>**Award that reads well in the GCC**</w:t>
       </w:r>
     </w:p>
     <w:p>
@@ -354,13 +336,7 @@
     </w:p>
     <w:p>
       <w:r>
-        <w:rPr>
-          <w:b/>
-        </w:rPr>
-        <w:t xml:space="preserve">Honest take: </w:t>
-      </w:r>
-      <w:r>
-        <w:t>a one-year MBA is intense by definition. If your calendar cannot absorb sustained study blocks, plan the intake around your busiest quarter rather than the other way round.</w:t>
+        <w:t>Honest take: a one-year MBA is intense by definition. If your calendar cannot absorb sustained study blocks, plan the intake around your busiest quarter rather than the other way round.</w:t>
       </w:r>
     </w:p>
     <w:p>
@@ -400,7 +376,7 @@
         <w:pStyle w:val="ListBullet"/>
       </w:pPr>
       <w:r>
-        <w:t>Lead change programmes across markets and cultures</w:t>
+        <w:t>Lead change programs across markets and cultures</w:t>
       </w:r>
     </w:p>
     <w:p>
@@ -533,7 +509,7 @@
         <w:pStyle w:val="Heading2"/>
       </w:pPr>
       <w:r>
-        <w:t>Programme Structure</w:t>
+        <w:t>Program Structure</w:t>
       </w:r>
     </w:p>
     <w:p>
@@ -572,7 +548,7 @@
     </w:p>
     <w:p>
       <w:r>
-        <w:t>A strategic business project or a dissertation, examined as the final stage of the degree. Many candidates build the project around their own organisation.</w:t>
+        <w:t>A strategic business project or a dissertation, examined as the final stage of the degree. Many candidates build the project around their own organization.</w:t>
       </w:r>
     </w:p>
     <w:p>
@@ -612,7 +588,7 @@
         <w:pStyle w:val="ListBullet"/>
       </w:pPr>
       <w:r>
-        <w:t>Instalment plans in AED</w:t>
+        <w:t>Installment plans in AED</w:t>
       </w:r>
     </w:p>
     <w:p>
@@ -692,7 +668,7 @@
         <w:pStyle w:val="ListBullet"/>
       </w:pPr>
       <w:r>
-        <w:t>Programme fee range across the portfolio: AED 16,000 to AED 40,000</w:t>
+        <w:t>Program fee range across the portfolio: AED 16,000 to AED 40,000</w:t>
       </w:r>
     </w:p>
     <w:p>
@@ -700,7 +676,7 @@
         <w:pStyle w:val="ListBullet"/>
       </w:pPr>
       <w:r>
-        <w:t>Exact fee for this programme: confirmed in writing at admission</w:t>
+        <w:t>Exact fee for this program: confirmed in writing at admission</w:t>
       </w:r>
     </w:p>
     <w:p>
@@ -708,7 +684,7 @@
         <w:pStyle w:val="ListBullet"/>
       </w:pPr>
       <w:r>
-        <w:t>Instalments in AED available</w:t>
+        <w:t>Installments in AED available</w:t>
       </w:r>
     </w:p>
     <w:p>
@@ -729,7 +705,7 @@
     </w:p>
     <w:p>
       <w:r>
-        <w:t>The written quote arrives before any payment commitment. That is how every programme we place operates.</w:t>
+        <w:t>The written quote arrives before any payment commitment. That is how every program we place operates.</w:t>
       </w:r>
     </w:p>
     <w:sectPr>
